--- a/thesis/assembled_draft_numbered.docx
+++ b/thesis/assembled_draft_numbered.docx
@@ -898,7 +898,7 @@
         <w:pStyle w:val="BodyText"/>
       </w:pPr>
       <w:r>
-        <w:t xml:space="preserve">В обзорной литературе последних лет тепличное хозяйство все чаще рассматривается через призму smart greenhouse, то есть управляемой среды, где IoT, искусственный интеллект, спектральные датчики, мультимодальное слияние данных и интеллектуальные системы используются для повышения эффективности выращивания. В обзоре [1] показано, что развитие smart greenhouse связано не только с заменой ручного контроля на датчики, но и с переходом к системам, которые собирают разнородные данные, анализируют их и поддерживают принятие решений. Для данной ВКР это принципиально: ценность системы определяется не только тем, что она измеряет температуру и включает реле, а тем, что она создает расширяемый контур данных для последующего прогнозирования и анализа реакции теплицы.</w:t>
+        <w:t xml:space="preserve">В обзорной литературе последних лет тепличное хозяйство все чаще рассматривается через призму smart greenhouse, то есть управляемой среды, где IoT, искусственный интеллект, спектральные датчики, мультимодальное слияние данных и интеллектуальные системы используются для повышения эффективности выращивания. В обзоре показано, что развитие smart greenhouse связано не только с заменой ручного контроля на датчики, но и с переходом к системам, которые собирают разнородные данные, анализируют их и поддерживают принятие решений [1]. Для данной ВКР это принципиально: ценность системы определяется не только тем, что она измеряет температуру и включает реле, а тем, что она создает расширяемый контур данных для последующего прогнозирования и анализа реакции теплицы.</w:t>
       </w:r>
     </w:p>
     <w:p>
@@ -932,7 +932,7 @@
         <w:pStyle w:val="FirstParagraph"/>
       </w:pPr>
       <w:r>
-        <w:t xml:space="preserve">Для направления «Теплотехника и теплоэнергетика в агропромышленном комплексе» принципиально важно рассматривать теплицу как объект тепло- и массообмена. Температура, влажность и CO2 формируются под действием солнечной радиации, теплопотерь через ограждения, вентиляционного воздухообмена, испарения и транспирации растений, нагрева, увлажнения и работы вспомогательного оборудования. В обзоре [28] тепличная система прямо описывается как сложная многовходовая и многовыходовая система, где управление температурой, влажностью, светом, CO2 и воздушными потоками должно одновременно обеспечивать рост растений и энергосбережение.</w:t>
+        <w:t xml:space="preserve">Для направления «Теплотехника и теплоэнергетика в агропромышленном комплексе» принципиально важно рассматривать теплицу как объект тепло- и массообмена. Температура, влажность и CO2 формируются под действием солнечной радиации, теплопотерь через ограждения, вентиляционного воздухообмена, испарения и транспирации растений, нагрева, увлажнения и работы вспомогательного оборудования. В обзоре тепличная система прямо описывается как сложная многовходовая и многовыходовая система, где управление температурой, влажностью, светом, CO2 и воздушными потоками должно одновременно обеспечивать рост растений и энергосбережение [28].</w:t>
       </w:r>
     </w:p>
     <w:p>
@@ -948,23 +948,23 @@
         <w:pStyle w:val="BodyText"/>
       </w:pPr>
       <w:r>
-        <w:t xml:space="preserve">Отдельная проблема состоит в пространственной неоднородности микроклимата. В работе [29] показано, что распределение тепла и массы в одно- и многопролетных теплицах влияет на точность оценки энергетической потребности; при игнорировании распределения параметров возможна переоценка или недооценка расчетов. Это обосновывает применение нескольких измерительных узлов внутри теплицы и последующий анализ расхождений между датчиками, а не только использование одного среднего значения.</w:t>
-      </w:r>
-    </w:p>
-    <w:p>
-      <w:pPr>
-        <w:pStyle w:val="BodyText"/>
-      </w:pPr>
-      <w:r>
-        <w:t xml:space="preserve">Вентиляция является одним из ключевых каналов воздействия на микроклимат. Она одновременно снижает температуру, удаляет влагу, изменяет воздухообмен и влияет на концентрацию CO2. В работе [30] на данных девяти односкатных теплиц показано, что открытие вентиляции меняет температуру, относительную влажность, VPD и CO2, а эффект зависит от плотности посадки, высоты растений, внутренних покрытий и времени открытия вентиляционного проема. Поэтому события включения вентиляторов и приточных каналов в собственной системе должны журналироваться вместе с температурой, влажностью и CO2: без этого невозможно корректно анализировать реакцию теплицы на управляющее воздействие.</w:t>
-      </w:r>
-    </w:p>
-    <w:p>
-      <w:pPr>
-        <w:pStyle w:val="BodyText"/>
-      </w:pPr>
-      <w:r>
-        <w:t xml:space="preserve">Энергетический аспект особенно заметен при управлении вентиляцией и отоплением. В работе [31] отмечается, что вентиляционные потери тепла являются одним из значимых факторов энергетической эффективности теплиц, а климат-контроль может составлять основную долю энергопотребления тепличного хозяйства. Следовательно, интеллектуальный слой управления должен стремиться не только удерживать параметры в допустимом диапазоне, но и снижать лишние переключения, преждевременные теплопотери и компенсирующие действия после запаздывания.</w:t>
+        <w:t xml:space="preserve">Отдельная проблема состоит в пространственной неоднородности микроклимата. В работе показано, что распределение тепла и массы в одно- и многопролетных теплицах влияет на точность оценки энергетической потребности; при игнорировании распределения параметров возможна переоценка или недооценка расчетов [29]. Это обосновывает применение нескольких измерительных узлов внутри теплицы и последующий анализ расхождений между датчиками, а не только использование одного среднего значения.</w:t>
+      </w:r>
+    </w:p>
+    <w:p>
+      <w:pPr>
+        <w:pStyle w:val="BodyText"/>
+      </w:pPr>
+      <w:r>
+        <w:t xml:space="preserve">Вентиляция является одним из ключевых каналов воздействия на микроклимат. Она одновременно снижает температуру, удаляет влагу, изменяет воздухообмен и влияет на концентрацию CO2. В работе на данных девяти односкатных теплиц показано, что открытие вентиляции меняет температуру, относительную влажность, VPD и CO2, а эффект зависит от плотности посадки, высоты растений, внутренних покрытий и времени открытия вентиляционного проема [30]. Поэтому события включения вентиляторов и приточных каналов в собственной системе должны журналироваться вместе с температурой, влажностью и CO2: без этого невозможно корректно анализировать реакцию теплицы на управляющее воздействие.</w:t>
+      </w:r>
+    </w:p>
+    <w:p>
+      <w:pPr>
+        <w:pStyle w:val="BodyText"/>
+      </w:pPr>
+      <w:r>
+        <w:t xml:space="preserve">Энергетический аспект особенно заметен при управлении вентиляцией и отоплением. В работе отмечается, что вентиляционные потери тепла являются одним из значимых факторов энергетической эффективности теплиц, а климат-контроль может составлять основную долю энергопотребления тепличного хозяйства [31]. Следовательно, интеллектуальный слой управления должен стремиться не только удерживать параметры в допустимом диапазоне, но и снижать лишние переключения, преждевременные теплопотери и компенсирующие действия после запаздывания.</w:t>
       </w:r>
     </w:p>
     <w:bookmarkEnd w:id="26"/>
@@ -982,7 +982,7 @@
         <w:pStyle w:val="FirstParagraph"/>
       </w:pPr>
       <w:r>
-        <w:t xml:space="preserve">Практическое внедрение интеллектуального управления начинается с надежного сбора телеметрии. IoT-подходы позволяют связать датчики, исполнительные устройства, контроллеры и программные сервисы в единую инфраструктуру. В работе [2] smart greenhouse рассматривается в контексте Industry 4.0 и показано, что IoT-системы для теплиц включают сенсорные сети, каналы связи, удаленный мониторинг и управляющие контуры. Такой подход хорошо согласуется с текущим проектом, где уже присутствуют прошивки микроконтроллеров и серверный dashboard.</w:t>
+        <w:t xml:space="preserve">Практическое внедрение интеллектуального управления начинается с надежного сбора телеметрии. IoT-подходы позволяют связать датчики, исполнительные устройства, контроллеры и программные сервисы в единую инфраструктуру. В работе smart greenhouse рассматривается в контексте Industry 4.0 и показано, что IoT-системы для теплиц включают сенсорные сети, каналы связи, удаленный мониторинг и управляющие контуры [2]. Такой подход хорошо согласуется с текущим проектом, где уже присутствуют прошивки микроконтроллеров и серверный dashboard.</w:t>
       </w:r>
     </w:p>
     <w:p>
@@ -1014,15 +1014,15 @@
         <w:pStyle w:val="BodyText"/>
       </w:pPr>
       <w:r>
-        <w:t xml:space="preserve">Прикладные smart farming эксперименты демонстрируют, что тепличная система должна рассматриваться как полный стек: датчики, исполнительные механизмы, логика управления, хранение данных и интерфейс оператора. В работе [24] описан IoT-проект теплицы для выращивания риса, где IoT-инфраструктура связывает параметры среды и агротехническую задачу. Несмотря на отличие культуры, работа полезна как пример построения комплексной системы. Авторы работы [16] идут еще дальше и связывают прогноз микроклимата с веб-интеграцией и адаптивным управлением оборудованием. Это особенно важно для данной ВКР, так как собственный проект уже содержит dashboard, прошивки и историю событий, а значит может быть описан как первый инкремент интеллектуального контура, а не как завершенная одноцелевая автоматика.</w:t>
-      </w:r>
-    </w:p>
-    <w:p>
-      <w:pPr>
-        <w:pStyle w:val="BodyText"/>
-      </w:pPr>
-      <w:r>
-        <w:t xml:space="preserve">Отдельно следует отметить работы, где IoT-инфраструктура связывается с reinforcement learning. В работе [21] рассматривается интеграция IoT и RL для оптимизированного управления климатом. Для текущей ВКР этот источник важен не как требование немедленно реализовать RL-агента, а как подтверждение архитектурного тезиса: интеллектуальный регулятор возможен только там, где есть непрерывная телеметрия, наблюдаемые исполнительные воздействия и воспроизводимый обмен данными.</w:t>
+        <w:t xml:space="preserve">Прикладные smart farming эксперименты демонстрируют, что тепличная система должна рассматриваться как полный стек: датчики, исполнительные механизмы, логика управления, хранение данных и интерфейс оператора. В работе описан IoT-проект теплицы для выращивания риса, где IoT-инфраструктура связывает параметры среды и агротехническую задачу [24]. Несмотря на отличие культуры, работа полезна как пример построения комплексной системы. Авторы работы идут еще дальше и связывают прогноз микроклимата с веб-интеграцией и адаптивным управлением оборудованием [16]. Это особенно важно для данной ВКР, так как собственный проект уже содержит dashboard, прошивки и историю событий, а значит может быть описан как первый инкремент интеллектуального контура, а не как завершенная одноцелевая автоматика.</w:t>
+      </w:r>
+    </w:p>
+    <w:p>
+      <w:pPr>
+        <w:pStyle w:val="BodyText"/>
+      </w:pPr>
+      <w:r>
+        <w:t xml:space="preserve">Отдельно следует отметить работы, где IoT-инфраструктура связывается с reinforcement learning. В работе рассматривается интеграция IoT и RL для оптимизированного управления климатом [21]. Для текущей ВКР этот источник важен не как требование немедленно реализовать RL-агента, а как подтверждение архитектурного тезиса: интеллектуальный регулятор возможен только там, где есть непрерывная телеметрия, наблюдаемые исполнительные воздействия и воспроизводимый обмен данными.</w:t>
       </w:r>
     </w:p>
     <w:bookmarkEnd w:id="27"/>
@@ -1040,23 +1040,23 @@
         <w:pStyle w:val="FirstParagraph"/>
       </w:pPr>
       <w:r>
-        <w:t xml:space="preserve">Накопление телеметрии само по себе не делает систему интеллектуальной. Интеллектуальный слой появляется тогда, когда исторические данные используются для прогнозирования будущего состояния микроклимата, роста растений или урожайности. В работе [9] LSTM применяется для прогнозирования роста и урожайности в тепличной среде и показано, что последовательностные модели способны извлекать полезные зависимости из временных рядов тепличных данных. В работе [10] предложена связка TCN и RNN для прогнозирования урожайности в сравнении с классическими ML-подходами. Эти работы обосновывают использование истории наблюдений, а не только текущего значения датчика.</w:t>
-      </w:r>
-    </w:p>
-    <w:p>
-      <w:pPr>
-        <w:pStyle w:val="BodyText"/>
-      </w:pPr>
-      <w:r>
-        <w:t xml:space="preserve">Для задачи управления микроклиматом особенно важны работы, где прогнозируются непосредственно температура, влажность и CO2. В работе [11] сравниваются transformer- и RNN-модели для предсказания температуры, относительной влажности и концентрации CO2 в теплице. В работе [12] используется Attention CNN-LSTM для прогнозирования среды грибной теплицы, также с температурой, влажностью и CO2. Эти источники показывают, что микроклимат является естественным объектом для time-series prediction, а не только для порогового контроля. При этом качество прогноза зависит не только от выбора модели, но и от состава признаков: полезными могут быть лаги датчиков, время суток, сезонность, состояние вентиляции, нагрева и увлажнения, а также различия между точками измерения.</w:t>
-      </w:r>
-    </w:p>
-    <w:p>
-      <w:pPr>
-        <w:pStyle w:val="BodyText"/>
-      </w:pPr>
-      <w:r>
-        <w:t xml:space="preserve">Отдельное направление связано с прогнозным управлением и энергоэффективностью. В работе [14] рассматривается прогнозно-ориентированное управление климатом smart greenhouse: LSTM-модель используется для упреждающих корректировок, направленных на снижение энергетических затрат. В работе [15] описано управление климатом теплицы на основе данных при выращивании салата с использованием прогнозного управления на BiLSTM и GRU. В работе [16] предложена многомерная многошаговая LSTM-модель, которая прогнозирует микроклимат и взаимодействует с системой управления оборудованием через веб-интеграцию. В совокупности эти работы позволяют обосновать, что прогнозный слой может быть включен в практическую АСУ теплицы.</w:t>
+        <w:t xml:space="preserve">Накопление телеметрии само по себе не делает систему интеллектуальной. Интеллектуальный слой появляется тогда, когда исторические данные используются для прогнозирования будущего состояния микроклимата, роста растений или урожайности. В работе LSTM применяется для прогнозирования роста и урожайности в тепличной среде и показано, что последовательностные модели способны извлекать полезные зависимости из временных рядов тепличных данных [9]. В работе предложена связка TCN и RNN для прогнозирования урожайности в сравнении с классическими ML-подходами [10]. Эти работы обосновывают использование истории наблюдений, а не только текущего значения датчика.</w:t>
+      </w:r>
+    </w:p>
+    <w:p>
+      <w:pPr>
+        <w:pStyle w:val="BodyText"/>
+      </w:pPr>
+      <w:r>
+        <w:t xml:space="preserve">Для задачи управления микроклиматом особенно важны работы, где прогнозируются непосредственно температура, влажность и CO2. В работе сравниваются transformer- и RNN-модели для предсказания температуры, относительной влажности и концентрации CO2 в теплице [11]. В работе используется Attention CNN-LSTM для прогнозирования среды грибной теплицы, также с температурой, влажностью и CO2 [12]. Эти источники показывают, что микроклимат является естественным объектом для time-series prediction, а не только для порогового контроля. При этом качество прогноза зависит не только от выбора модели, но и от состава признаков: полезными могут быть лаги датчиков, время суток, сезонность, состояние вентиляции, нагрева и увлажнения, а также различия между точками измерения.</w:t>
+      </w:r>
+    </w:p>
+    <w:p>
+      <w:pPr>
+        <w:pStyle w:val="BodyText"/>
+      </w:pPr>
+      <w:r>
+        <w:t xml:space="preserve">Отдельное направление связано с прогнозным управлением и энергоэффективностью. В работе рассматривается прогнозно-ориентированное управление климатом smart greenhouse: LSTM-модель используется для упреждающих корректировок, направленных на снижение энергетических затрат [14]. В работе описано управление климатом теплицы на основе данных при выращивании салата с использованием прогнозного управления на BiLSTM и GRU [15]. В работе предложена многомерная многошаговая LSTM-модель, которая прогнозирует микроклимат и взаимодействует с системой управления оборудованием через веб-интеграцию [16]. В совокупности эти работы позволяют обосновать, что прогнозный слой может быть включен в практическую АСУ теплицы.</w:t>
       </w:r>
     </w:p>
     <w:p>
@@ -1090,31 +1090,31 @@
         <w:pStyle w:val="BodyText"/>
       </w:pPr>
       <w:r>
-        <w:t xml:space="preserve">Однако при усложнении задачи возникает потребность в методах, которые учитывают будущую динамику, ограничения и стоимость ресурсов. Model Predictive Control является одним из основных подходов в научной литературе по greenhouse climate control, поскольку он использует модель системы для оптимизации управляющих воздействий на горизонте прогноза. В работе [17] показано, что MPC явно учитывает физические ограничения, но сильно зависит от точности модели; для компенсации неопределенности предложена связка MPC и reinforcement learning. RL-управляемый MPC для автономного управления теплицей рассматривается и в работе [18].</w:t>
-      </w:r>
-    </w:p>
-    <w:p>
-      <w:pPr>
-        <w:pStyle w:val="BodyText"/>
-      </w:pPr>
-      <w:r>
-        <w:t xml:space="preserve">Сравнение MPC и RL важно для корректного позиционирования ВКР. В работе [19] MPC рассматривается как model-based подход, а RL - как learning-based подход к управлению климатом теплицы. MPC лучше интерпретируется и естественно работает с ограничениями, тогда как RL способен улучшать стратегию на основе данных, но требует осторожности из-за рисков обучения и безопасности. Поэтому для практической ВКР разумно описывать RL/MPC не как обязательную реализацию в полном объеме, а как верхний интеллектуальный слой, который может выдавать рекомендации или корректировать уставки, тогда как нижний контур остается защищенным.</w:t>
-      </w:r>
-    </w:p>
-    <w:p>
-      <w:pPr>
-        <w:pStyle w:val="BodyText"/>
-      </w:pPr>
-      <w:r>
-        <w:t xml:space="preserve">Перспективным направлением является включение оператора или агронома в цикл обучения. В работе [20] предложено интерактивное обучение с подкреплением с участием агронома (grower-in-the-loop) для управления климатом теплицы. Такой подход хорошо соответствует практической логике внедрения: система может не заменять оператора полностью, а поддерживать его решения и использовать экспертную обратную связь.</w:t>
-      </w:r>
-    </w:p>
-    <w:p>
-      <w:pPr>
-        <w:pStyle w:val="BodyText"/>
-      </w:pPr>
-      <w:r>
-        <w:t xml:space="preserve">Помимо MPC/RL, в литературе встречаются эвристические оптимизационные методы. В работе [22] алгоритм искусственной пчелиной колонии используется для оптимизации энергопотребления и обеспечения комфорта растений в smart greenhouse. Этот источник показывает, что задача управления микроклиматом может решаться не только нейросетями или MPC, но и другими оптимизационными методами. Для текущей работы это полезно как обзор альтернатив, но основная логика ВКР остается связанной с IoT, прогнозированием и гибридным управлением.</w:t>
+        <w:t xml:space="preserve">Однако при усложнении задачи возникает потребность в методах, которые учитывают будущую динамику, ограничения и стоимость ресурсов. Model Predictive Control является одним из основных подходов в научной литературе по greenhouse climate control, поскольку он использует модель системы для оптимизации управляющих воздействий на горизонте прогноза. В работе показано, что MPC явно учитывает физические ограничения, но сильно зависит от точности модели; для компенсации неопределенности предложена связка MPC и reinforcement learning [17]. RL-управляемый MPC для автономного управления теплицей рассматривается и в работе [18].</w:t>
+      </w:r>
+    </w:p>
+    <w:p>
+      <w:pPr>
+        <w:pStyle w:val="BodyText"/>
+      </w:pPr>
+      <w:r>
+        <w:t xml:space="preserve">Сравнение MPC и RL важно для корректного позиционирования ВКР. В работе MPC рассматривается как model-based подход, а RL - как learning-based подход к управлению климатом теплицы [19]. MPC лучше интерпретируется и естественно работает с ограничениями, тогда как RL способен улучшать стратегию на основе данных, но требует осторожности из-за рисков обучения и безопасности. Поэтому для практической ВКР разумно описывать RL/MPC не как обязательную реализацию в полном объеме, а как верхний интеллектуальный слой, который может выдавать рекомендации или корректировать уставки, тогда как нижний контур остается защищенным.</w:t>
+      </w:r>
+    </w:p>
+    <w:p>
+      <w:pPr>
+        <w:pStyle w:val="BodyText"/>
+      </w:pPr>
+      <w:r>
+        <w:t xml:space="preserve">Перспективным направлением является включение оператора или агронома в цикл обучения. В работе предложено интерактивное обучение с подкреплением с участием агронома (grower-in-the-loop) для управления климатом теплицы [20]. Такой подход хорошо соответствует практической логике внедрения: система может не заменять оператора полностью, а поддерживать его решения и использовать экспертную обратную связь.</w:t>
+      </w:r>
+    </w:p>
+    <w:p>
+      <w:pPr>
+        <w:pStyle w:val="BodyText"/>
+      </w:pPr>
+      <w:r>
+        <w:t xml:space="preserve">Помимо MPC/RL, в литературе встречаются эвристические оптимизационные методы. В работе алгоритм искусственной пчелиной колонии используется для оптимизации энергопотребления и обеспечения комфорта растений в smart greenhouse [22]. Этот источник показывает, что задача управления микроклиматом может решаться не только нейросетями или MPC, но и другими оптимизационными методами. Для текущей работы это полезно как обзор альтернатив, но основная логика ВКР остается связанной с IoT, прогнозированием и гибридным управлением.</w:t>
       </w:r>
     </w:p>
     <w:bookmarkEnd w:id="29"/>
@@ -1132,7 +1132,7 @@
         <w:pStyle w:val="FirstParagraph"/>
       </w:pPr>
       <w:r>
-        <w:t xml:space="preserve">Энергопотребление является одним из ключевых ограничений тепличного производства. Отопление, вентиляция, увлажнение, освещение и подача CO2 требуют ресурсов, а реактивное управление может приводить к избыточным включениям исполнительных механизмов. В работе [14] прямо указывается на проблему реактивных стратегий и предлагается прогнозный подход с LSTM для снижения энергетических потерь. Эту же линию поддерживает теплотехническая литература по вентиляционным потерям и интеграции отопления, охлаждения и вентиляции [31].</w:t>
+        <w:t xml:space="preserve">Энергопотребление является одним из ключевых ограничений тепличного производства. Отопление, вентиляция, увлажнение, освещение и подача CO2 требуют ресурсов, а реактивное управление может приводить к избыточным включениям исполнительных механизмов. В работе прямо указывается на проблему реактивных стратегий и предлагается прогнозный подход с LSTM для снижения энергетических потерь [14]. Эту же линию поддерживает теплотехническая литература по вентиляционным потерям и интеграции отопления, охлаждения и вентиляции [31].</w:t>
       </w:r>
     </w:p>
     <w:p>

--- a/thesis/assembled_draft_numbered.docx
+++ b/thesis/assembled_draft_numbered.docx
@@ -4003,7 +4003,13 @@
               <w:jc w:val="left"/>
             </w:pPr>
             <w:r>
-              <w:t xml:space="preserve">Характеристики</w:t>
+              <w:t xml:space="preserve">Характе</w:t>
+            </w:r>
+            <w:r>
+              <w:softHyphen/>
+            </w:r>
+            <w:r>
+              <w:t xml:space="preserve">ристики</w:t>
             </w:r>
           </w:p>
         </w:tc>
@@ -4029,7 +4035,13 @@
               <w:jc w:val="left"/>
             </w:pPr>
             <w:r>
-              <w:t xml:space="preserve">Канальные электронагреватели (ТЭН)</w:t>
+              <w:t xml:space="preserve">Канальные электро</w:t>
+            </w:r>
+            <w:r>
+              <w:softHyphen/>
+            </w:r>
+            <w:r>
+              <w:t xml:space="preserve">нагреватели (ТЭН)</w:t>
             </w:r>
           </w:p>
         </w:tc>
@@ -4153,7 +4165,13 @@
               <w:jc w:val="left"/>
             </w:pPr>
             <w:r>
-              <w:t xml:space="preserve">Циркуляционные насосы</w:t>
+              <w:t xml:space="preserve">Циркуля</w:t>
+            </w:r>
+            <w:r>
+              <w:softHyphen/>
+            </w:r>
+            <w:r>
+              <w:t xml:space="preserve">ционные насосы</w:t>
             </w:r>
           </w:p>
         </w:tc>
@@ -6247,7 +6265,13 @@
               <w:jc w:val="left"/>
             </w:pPr>
             <w:r>
-              <w:t xml:space="preserve">ультразвуковой увлажнитель 2</w:t>
+              <w:t xml:space="preserve">ультра</w:t>
+            </w:r>
+            <w:r>
+              <w:softHyphen/>
+            </w:r>
+            <w:r>
+              <w:t xml:space="preserve">звуковой увлажнитель 2</w:t>
             </w:r>
           </w:p>
         </w:tc>
@@ -6309,7 +6333,13 @@
               <w:jc w:val="left"/>
             </w:pPr>
             <w:r>
-              <w:t xml:space="preserve">ультразвуковой увлажнитель 1</w:t>
+              <w:t xml:space="preserve">ультра</w:t>
+            </w:r>
+            <w:r>
+              <w:softHyphen/>
+            </w:r>
+            <w:r>
+              <w:t xml:space="preserve">звуковой увлажнитель 1</w:t>
             </w:r>
           </w:p>
         </w:tc>
@@ -8245,7 +8275,7 @@
               <w:jc w:val="left"/>
             </w:pPr>
             <w:r>
-              <w:t xml:space="preserve">Температура</w:t>
+              <w:t xml:space="preserve">Темп.</w:t>
             </w:r>
             <w:r>
               <w:t xml:space="preserve"> </w:t>
@@ -8331,7 +8361,7 @@
               <w:jc w:val="left"/>
             </w:pPr>
             <w:r>
-              <w:t xml:space="preserve">Температура</w:t>
+              <w:t xml:space="preserve">Темп.</w:t>
             </w:r>
             <w:r>
               <w:t xml:space="preserve"> </w:t>
@@ -8417,7 +8447,7 @@
               <w:jc w:val="left"/>
             </w:pPr>
             <w:r>
-              <w:t xml:space="preserve">Температура</w:t>
+              <w:t xml:space="preserve">Темп.</w:t>
             </w:r>
             <w:r>
               <w:t xml:space="preserve"> </w:t>
@@ -8503,7 +8533,7 @@
               <w:jc w:val="left"/>
             </w:pPr>
             <w:r>
-              <w:t xml:space="preserve">Температура</w:t>
+              <w:t xml:space="preserve">Темп.</w:t>
             </w:r>
             <w:r>
               <w:t xml:space="preserve"> </w:t>

--- a/thesis/assembled_draft_numbered.docx
+++ b/thesis/assembled_draft_numbered.docx
@@ -6725,7 +6725,7 @@
               <w:jc w:val="right"/>
             </w:pPr>
             <w:r>
-              <w:t xml:space="preserve">DLI, моль/(м²·сут)</w:t>
+              <w:t xml:space="preserve">DLI, моль/​(м²·сут)</w:t>
             </w:r>
           </w:p>
         </w:tc>
@@ -7119,7 +7119,7 @@
               <w:jc w:val="right"/>
             </w:pPr>
             <w:r>
-              <w:t xml:space="preserve">DLI, моль/(м²·сут)</w:t>
+              <w:t xml:space="preserve">DLI, моль/​(м²·сут)</w:t>
             </w:r>
           </w:p>
         </w:tc>

--- a/thesis/assembled_draft_numbered.docx
+++ b/thesis/assembled_draft_numbered.docx
@@ -3967,7 +3967,7 @@
               <w:jc w:val="left"/>
             </w:pPr>
             <w:r>
-              <w:t xml:space="preserve">Группа оборудования</w:t>
+              <w:t xml:space="preserve">Оборудование</w:t>
             </w:r>
           </w:p>
         </w:tc>
@@ -3991,7 +3991,7 @@
               <w:jc w:val="left"/>
             </w:pPr>
             <w:r>
-              <w:t xml:space="preserve">Модель / обозначение</w:t>
+              <w:t xml:space="preserve">Модель</w:t>
             </w:r>
           </w:p>
         </w:tc>
@@ -4003,13 +4003,7 @@
               <w:jc w:val="left"/>
             </w:pPr>
             <w:r>
-              <w:t xml:space="preserve">Характе</w:t>
-            </w:r>
-            <w:r>
-              <w:softHyphen/>
-            </w:r>
-            <w:r>
-              <w:t xml:space="preserve">ристики</w:t>
+              <w:t xml:space="preserve">Параметры</w:t>
             </w:r>
           </w:p>
         </w:tc>

--- a/thesis/assembled_draft_numbered.docx
+++ b/thesis/assembled_draft_numbered.docx
@@ -3876,7 +3876,7 @@
         <w:pStyle w:val="FirstParagraph"/>
       </w:pPr>
       <w:r>
-        <w:t xml:space="preserve">Силовая и исполнительная часть собрана в отдельном шкафу управления (рисунок 3.2). В нем размещены блоки питания низковольтных цепей, автоматические выключатели, клеммные блоки, контроллер на базе Arduino Mega 2560 и группа силовых электромагнитных реле, через которые коммутируется оборудование микроклимата. Такая компоновка отделяет слаботочную управляющую логику от силовых цепей нагревателей, вентиляторов и насосов и упрощает обслуживание.</w:t>
+        <w:t xml:space="preserve">Силовая и исполнительная часть собрана в отдельном шкафу управления (рисунок 3.2). В нем размещены блоки питания низковольтных цепей, автоматические выключатели, клеммные блоки, контроллер на базе Arduino Mega 2560, группа силовых электромагнитных реле, а также пакетные выключатели и пускатели трехфазных цепей нагрева. Однофазное оборудование 220 В коммутируется реле напрямую, а трехфазные электронагреватели 380 В - через промежуточные пускатели, цепями управления которых управляют реле. Такая компоновка отделяет слаботочную управляющую логику от силовых цепей нагревателей, вентиляторов и насосов и упрощает обслуживание.</w:t>
       </w:r>
     </w:p>
     <w:p>
@@ -4337,7 +4337,7 @@
               <w:jc w:val="right"/>
             </w:pPr>
             <w:r>
-              <w:t xml:space="preserve">коммутируемая нагрузка</w:t>
+              <w:t xml:space="preserve">нагрузки 220 В напрямую; ТЭНы 380 В - через пускатели</w:t>
             </w:r>
           </w:p>
         </w:tc>
@@ -4874,7 +4874,7 @@
         <w:pStyle w:val="BodyText"/>
       </w:pPr>
       <w:r>
-        <w:t xml:space="preserve">Силовые ключи выполнены на электромагнитных реле SONGLE SLA-05VDC-SL-C с катушкой 5 В и допустимым током контактов до 30 А при 250 В переменного тока (рисунок 3.4), что позволяет напрямую коммутировать вентиляторы, насосы, увлажнители и силовые цепи нагрева. Свечение индикаторов на модулях соответствует включенному состоянию канала.</w:t>
+        <w:t xml:space="preserve">Силовые ключи выполнены на электромагнитных реле SONGLE SLA-05VDC-SL-C с катушкой 5 В и допустимым током контактов до 30 А при 250 В переменного тока (рисунок 3.4), что позволяет напрямую коммутировать однофазные нагрузки 220 В - вентиляторы, насосы и увлажнители. Трехфазные канальные электронагреватели 380 В реле не коммутируют напрямую: канал реле замыкает цепь управления промежуточных коммутационных аппаратов (пакетных выключателей и пускателей, установленных в шкафу управления), которые и включают силовую цепь ТЭНов. Свечение индикаторов на модулях соответствует включенному состоянию канала.</w:t>
       </w:r>
     </w:p>
     <w:p>

--- a/thesis/assembled_draft_numbered.docx
+++ b/thesis/assembled_draft_numbered.docx
@@ -9829,7 +9829,7 @@
         <w:pStyle w:val="BodyText"/>
       </w:pPr>
       <w:r>
-        <w:t xml:space="preserve">С точки зрения экологической безопасности и энергосбережения предложенное решение не использует вредных веществ и реагентов: управление сводится к коммутации электрооборудования (вентиляция, нагрев, увлажнение, циркуляция раствора). Электробезопасность обеспечивается конструктивным разделением силовых и слаботочных цепей в шкафу управления, применением автоматических выключателей и реле с нормированным коммутируемым током. Основной экологический эффект платформы - косвенный и связан с энергоэффективностью: прогнозная поддержка управления нагревом (доминирующая статья энергопотребления - два электронагревателя по 6 кВт) и выбор умеренных световых режимов позволяют снизить избыточное энергопотребление, а значит и удельный углеродный след выращиваемой продукции. Снижение содержания нитратов в салате при оптимизированном освещении дополнительно улучшает санитарно-гигиеническое качество продукции.</w:t>
+        <w:t xml:space="preserve">С точки зрения экологической безопасности и энергосбережения предложенное решение не использует вредных веществ и реагентов: управление сводится к коммутации электрооборудования (вентиляция, нагрев, увлажнение, циркуляция раствора). Электробезопасность обеспечивается в соответствии с требованиями ГОСТ 12.1.019 и ПУЭ: защитным заземлением металлического корпуса шкафа управления и автоматическим отключением питания при замыкании на корпус (автоматические выключатели при этом выполняют защиту линий от перегрузки и короткого замыкания); цепи управления выполнены на безопасном сверхнизком напряжении 5 В постоянного тока и гальванически развязаны от силовых цепей блоками питания и контактными группами реле, а трехфазные электронагреватели 380 В включаются пускателями, реле коммутируют только их цепь управления. Конструктивное разделение силовых и слаботочных цепей в шкафу дополнительно исключает перенос опасного потенциала на цепи управления. Основной экологический эффект платформы - косвенный и связан с энергоэффективностью: прогнозная поддержка управления нагревом (доминирующая статья энергопотребления - два электронагревателя по 6 кВт) и выбор умеренных световых режимов позволяют снизить избыточное энергопотребление, а значит и удельный углеродный след выращиваемой продукции. Снижение содержания нитратов в салате при оптимизированном освещении дополнительно улучшает санитарно-гигиеническое качество продукции.</w:t>
       </w:r>
     </w:p>
     <w:p>

--- a/thesis/assembled_draft_numbered.docx
+++ b/thesis/assembled_draft_numbered.docx
@@ -3066,6 +3066,311 @@
         <w:pStyle w:val="BodyText"/>
       </w:pPr>
       <w:r>
+        <w:t xml:space="preserve">Чтобы уравнения (2.1)-(2.3) не оставались чисто символическими, их параметры оцениваются численно для опытного бокса объемом $V = 24$ м³ (площадь ограждений около $A = 44$ м²). Теплоемкость воздушного объема составляет $C_{\text{возд}} = \rho c_p V \approx 1{,}2 \cdot 1005 \cdot 24 \approx 28{,}9$ кДж/К ($\approx 8{,}0$ Вт·ч/К). Коэффициент теплопередачи ограждений, разделяющих бокс и окружающее отапливаемое помещение, при удельной теплопередаче ограждающей конструкции $U \approx 2{,}5$ Вт/(м²·К) равен $K!F = U A \approx 110$ Вт/К. Вентиляционный канал при паспортном расходе приточного вентилятора $L \approx 1200$ м³/ч задает кратность воздухообмена $n = L/V \approx 50$ ч⁻¹ и вентиляционный коэффициент потерь $G_{\text{вент}} = \rho c_p L/3600 \approx 400$ Вт/К. Сводка расчетных параметров теплотехнической модели приведена в таблице 2.2.</w:t>
+      </w:r>
+    </w:p>
+    <w:p>
+      <w:pPr>
+        <w:pStyle w:val="BodyText"/>
+      </w:pPr>
+      <w:r>
+        <w:t xml:space="preserve">Таблица 2.2 – Расчетные параметры теплотехнической модели опытного бокса</w:t>
+      </w:r>
+    </w:p>
+    <w:tbl>
+      <w:tblPr>
+        <w:tblStyle w:val="Table"/>
+        <w:tblW w:type="auto" w:w="0"/>
+        <w:tblLook w:firstRow="1" w:lastRow="0" w:firstColumn="0" w:lastColumn="0" w:noHBand="0" w:noVBand="0" w:val="0020"/>
+      </w:tblPr>
+      <w:tblGrid>
+        <w:gridCol w:w="2640"/>
+        <w:gridCol w:w="2640"/>
+        <w:gridCol w:w="2640"/>
+      </w:tblGrid>
+      <w:tr>
+        <w:trPr>
+          <w:tblHeader w:val="true"/>
+        </w:trPr>
+        <w:tc>
+          <w:tcPr/>
+          <w:p>
+            <w:pPr>
+              <w:pStyle w:val="Compact"/>
+              <w:jc w:val="left"/>
+            </w:pPr>
+            <w:r>
+              <w:t xml:space="preserve">Параметр</w:t>
+            </w:r>
+          </w:p>
+        </w:tc>
+        <w:tc>
+          <w:tcPr/>
+          <w:p>
+            <w:pPr>
+              <w:pStyle w:val="Compact"/>
+              <w:jc w:val="left"/>
+            </w:pPr>
+            <w:r>
+              <w:t xml:space="preserve">Обозначение</w:t>
+            </w:r>
+          </w:p>
+        </w:tc>
+        <w:tc>
+          <w:tcPr/>
+          <w:p>
+            <w:pPr>
+              <w:pStyle w:val="Compact"/>
+              <w:jc w:val="right"/>
+            </w:pPr>
+            <w:r>
+              <w:t xml:space="preserve">Значение</w:t>
+            </w:r>
+          </w:p>
+        </w:tc>
+      </w:tr>
+      <w:tr>
+        <w:tc>
+          <w:tcPr/>
+          <w:p>
+            <w:pPr>
+              <w:pStyle w:val="Compact"/>
+              <w:jc w:val="left"/>
+            </w:pPr>
+            <w:r>
+              <w:t xml:space="preserve">Объем воздуха</w:t>
+            </w:r>
+          </w:p>
+        </w:tc>
+        <w:tc>
+          <w:tcPr/>
+          <w:p>
+            <w:pPr>
+              <w:pStyle w:val="Compact"/>
+              <w:jc w:val="left"/>
+            </w:pPr>
+            <w:r>
+              <w:t xml:space="preserve">$V$</w:t>
+            </w:r>
+          </w:p>
+        </w:tc>
+        <w:tc>
+          <w:tcPr/>
+          <w:p>
+            <w:pPr>
+              <w:pStyle w:val="Compact"/>
+              <w:jc w:val="right"/>
+            </w:pPr>
+            <w:r>
+              <w:t xml:space="preserve">24 м³</w:t>
+            </w:r>
+          </w:p>
+        </w:tc>
+      </w:tr>
+      <w:tr>
+        <w:tc>
+          <w:tcPr/>
+          <w:p>
+            <w:pPr>
+              <w:pStyle w:val="Compact"/>
+              <w:jc w:val="left"/>
+            </w:pPr>
+            <w:r>
+              <w:t xml:space="preserve">Площадь ограждений</w:t>
+            </w:r>
+          </w:p>
+        </w:tc>
+        <w:tc>
+          <w:tcPr/>
+          <w:p>
+            <w:pPr>
+              <w:pStyle w:val="Compact"/>
+              <w:jc w:val="left"/>
+            </w:pPr>
+            <w:r>
+              <w:t xml:space="preserve">$A$</w:t>
+            </w:r>
+          </w:p>
+        </w:tc>
+        <w:tc>
+          <w:tcPr/>
+          <w:p>
+            <w:pPr>
+              <w:pStyle w:val="Compact"/>
+              <w:jc w:val="right"/>
+            </w:pPr>
+            <w:r>
+              <w:t xml:space="preserve">44 м²</w:t>
+            </w:r>
+          </w:p>
+        </w:tc>
+      </w:tr>
+      <w:tr>
+        <w:tc>
+          <w:tcPr/>
+          <w:p>
+            <w:pPr>
+              <w:pStyle w:val="Compact"/>
+              <w:jc w:val="left"/>
+            </w:pPr>
+            <w:r>
+              <w:t xml:space="preserve">Теплоемкость воздуха</w:t>
+            </w:r>
+          </w:p>
+        </w:tc>
+        <w:tc>
+          <w:tcPr/>
+          <w:p>
+            <w:pPr>
+              <w:pStyle w:val="Compact"/>
+              <w:jc w:val="left"/>
+            </w:pPr>
+            <w:r>
+              <w:t xml:space="preserve">$C_{\text{возд}}$</w:t>
+            </w:r>
+          </w:p>
+        </w:tc>
+        <w:tc>
+          <w:tcPr/>
+          <w:p>
+            <w:pPr>
+              <w:pStyle w:val="Compact"/>
+              <w:jc w:val="right"/>
+            </w:pPr>
+            <w:r>
+              <w:t xml:space="preserve">28,9 кДж/К</w:t>
+            </w:r>
+          </w:p>
+        </w:tc>
+      </w:tr>
+      <w:tr>
+        <w:tc>
+          <w:tcPr/>
+          <w:p>
+            <w:pPr>
+              <w:pStyle w:val="Compact"/>
+              <w:jc w:val="left"/>
+            </w:pPr>
+            <w:r>
+              <w:t xml:space="preserve">Коэффициент теплопередачи ограждений</w:t>
+            </w:r>
+          </w:p>
+        </w:tc>
+        <w:tc>
+          <w:tcPr/>
+          <w:p>
+            <w:pPr>
+              <w:pStyle w:val="Compact"/>
+              <w:jc w:val="left"/>
+            </w:pPr>
+            <w:r>
+              <w:t xml:space="preserve">$K!F = U A$</w:t>
+            </w:r>
+          </w:p>
+        </w:tc>
+        <w:tc>
+          <w:tcPr/>
+          <w:p>
+            <w:pPr>
+              <w:pStyle w:val="Compact"/>
+              <w:jc w:val="right"/>
+            </w:pPr>
+            <w:r>
+              <w:t xml:space="preserve">≈ 110 Вт/К</w:t>
+            </w:r>
+          </w:p>
+        </w:tc>
+      </w:tr>
+      <w:tr>
+        <w:tc>
+          <w:tcPr/>
+          <w:p>
+            <w:pPr>
+              <w:pStyle w:val="Compact"/>
+              <w:jc w:val="left"/>
+            </w:pPr>
+            <w:r>
+              <w:t xml:space="preserve">Кратность воздухообмена</w:t>
+            </w:r>
+          </w:p>
+        </w:tc>
+        <w:tc>
+          <w:tcPr/>
+          <w:p>
+            <w:pPr>
+              <w:pStyle w:val="Compact"/>
+              <w:jc w:val="left"/>
+            </w:pPr>
+            <w:r>
+              <w:t xml:space="preserve">$n = L/V$</w:t>
+            </w:r>
+          </w:p>
+        </w:tc>
+        <w:tc>
+          <w:tcPr/>
+          <w:p>
+            <w:pPr>
+              <w:pStyle w:val="Compact"/>
+              <w:jc w:val="right"/>
+            </w:pPr>
+            <w:r>
+              <w:t xml:space="preserve">≈ 50 ч⁻¹</w:t>
+            </w:r>
+          </w:p>
+        </w:tc>
+      </w:tr>
+      <w:tr>
+        <w:tc>
+          <w:tcPr/>
+          <w:p>
+            <w:pPr>
+              <w:pStyle w:val="Compact"/>
+              <w:jc w:val="left"/>
+            </w:pPr>
+            <w:r>
+              <w:t xml:space="preserve">Вентиляционный коэффициент потерь</w:t>
+            </w:r>
+          </w:p>
+        </w:tc>
+        <w:tc>
+          <w:tcPr/>
+          <w:p>
+            <w:pPr>
+              <w:pStyle w:val="Compact"/>
+              <w:jc w:val="left"/>
+            </w:pPr>
+            <w:r>
+              <w:t xml:space="preserve">$G_{\text{вент}}$</w:t>
+            </w:r>
+          </w:p>
+        </w:tc>
+        <w:tc>
+          <w:tcPr/>
+          <w:p>
+            <w:pPr>
+              <w:pStyle w:val="Compact"/>
+              <w:jc w:val="right"/>
+            </w:pPr>
+            <w:r>
+              <w:t xml:space="preserve">≈ 400 Вт/К</w:t>
+            </w:r>
+          </w:p>
+        </w:tc>
+      </w:tr>
+    </w:tbl>
+    <w:p>
+      <w:pPr>
+        <w:pStyle w:val="BodyText"/>
+      </w:pPr>
+      <w:r>
+        <w:t xml:space="preserve">Сопоставление этих величин уже на стадии проектирования выявляет двухмасштабную структуру объекта. Воздушная постоянная времени мала: $\tau_{\text{возд}} = C_{\text{возд}}/K!F \approx 4$ мин при выключенной вентиляции и $C_{\text{возд}}/G_{\text{вент}} \approx 1$ мин при работающем притоке. Поэтому температура воздуха быстро реагирует на вентиляцию, тогда как реальная инерционность бокса определяется не воздухом, а массивными элементами (гидропонные баки, субстрат, конструкции стеллажей), эффективная теплоемкость которых $C_{\text{эфф}}$ на два порядка превышает $C_{\text{возд}}$. Численная идентификация $C_{\text{эфф}}$ по фактическим данным выполнена в подразделе 3.11.</w:t>
+      </w:r>
+    </w:p>
+    <w:p>
+      <w:pPr>
+        <w:pStyle w:val="BodyText"/>
+      </w:pPr>
+      <w:r>
         <w:t xml:space="preserve">Для анализа временных рядов используются более простые расчетные показатели. Изменение параметра после события реле определяется как:</w:t>
       </w:r>
     </w:p>
@@ -3698,7 +4003,7 @@
     </w:p>
     <w:bookmarkEnd w:id="47"/>
     <w:bookmarkEnd w:id="48"/>
-    <w:bookmarkStart w:id="96" w:name="X446e5da1a3f702880ad6f65a67359ce5955b32b"/>
+    <w:bookmarkStart w:id="100" w:name="X446e5da1a3f702880ad6f65a67359ce5955b32b"/>
     <w:p>
       <w:pPr>
         <w:pStyle w:val="Heading1"/>
@@ -5948,6 +6253,22 @@
         </w:drawing>
       </w:r>
     </w:p>
+    <w:p>
+      <w:pPr>
+        <w:pStyle w:val="BodyText"/>
+      </w:pPr>
+      <w:r>
+        <w:t xml:space="preserve">Давление насыщения $e_{\text{н}}(T)$ в формуле (3.1) вычислялось по температуре воздуха в боксе (а не по температуре листа), что соответствует распространенной инженерной оценке VPD по данным климатических датчиков и оговаривается как методическое допущение. Физическая причина хронически высокого дефицита связана с режимом вентиляции: в весенний период приток подает наружный воздух с низким влагосодержанием, который при нагреве в боксе дает низкую относительную влажность и, как следствие, высокий VPD. То есть высокий дефицит - не только следствие недостаточной мощности увлажнителей, но и прямое следствие интенсивного воздухообмена сухим воздухом.</w:t>
+      </w:r>
+    </w:p>
+    <w:p>
+      <w:pPr>
+        <w:pStyle w:val="BodyText"/>
+      </w:pPr>
+      <w:r>
+        <w:t xml:space="preserve">Это позволяет численно оценить требуемую влагопроизводительность. Чтобы при $T \approx 25$ °C снизить VPD с 2,3 до 1,0 кПа, относительную влажность нужно поднять примерно с 28 до 69 %, что соответствует увеличению влагосодержания на $\Delta x \approx 8{,}2$ г/кг. При компенсации вентиляционного выноса влаги потребная подача увлажнителя составляет $G_{\text{увл}} = \rho L,\Delta x$: при умеренном расходе притока 200 м³/ч это около 2 л/ч, а при полном расходе 1200 м³/ч - до 12 л/ч воды. Сопоставление с журналом реле (суммарное время работы увлажнителей - каналы 2 и 3 - около 72 ч за два месяца) показывает, что наблюдавшаяся производительность и продолжительность увлажнения на 1-2 порядка ниже необходимой, что и объясняет недостижение оптимального VPD. Рекомендация по увеличению увлажнения, таким образом, подкреплена конкретной расчетной потребностью, а не только качественным наблюдением.</w:t>
+      </w:r>
+    </w:p>
     <w:bookmarkEnd w:id="72"/>
     <w:bookmarkStart w:id="76" w:name="X05ef9e94be9bf479cc7330e6f041445e9ce3262"/>
     <w:p>
@@ -7863,7 +8184,7 @@
         <w:pStyle w:val="BodyText"/>
       </w:pPr>
       <w:r>
-        <w:t xml:space="preserve">При тарифе $c_{el}$ (например, 6 руб./кВт·ч) это около 1300 руб. за два месяца только по одному вентиляционному каналу; заслонки (каналы 9, 11) при этом потребляют пренебрежимо мало, так как являются исполнительными механизмами позиционирования. Наибольший вклад в энергобаланс вносит нагрев: два канальных электронагревателя по 6 кВт при работе в холодный период определяют основную статью энергозатрат, поэтому именно режим нагрева - первоочередная цель прогнозной оптимизации.</w:t>
+        <w:t xml:space="preserve">Тариф $c_{\text{эл}}$ в работе берется сценарно, без привязки к конкретному поставщику: для диапазона 6-9 руб./кВт·ч (характерного для прочих потребителей и сельхозпроизводителей) затраты по одному вентиляционному каналу составляют примерно 1300-1950 руб. за два месяца. Заслонки (каналы 9, 11) при этом потребляют пренебрежимо мало, так как являются исполнительными механизмами позиционирования. Наибольший вклад в энергобаланс вносит нагрев: два канальных электронагревателя по 6 кВт при работе в холодный период определяют основную статью энергозатрат. Их установленная мощность 12 кВт получает инженерное обоснование в подразделе 3.12 - она соответствует потребной мощности подогрева приточного воздуха при зимнем перепаде температур. Именно поэтому режим нагрева - первоочередная цель прогнозной оптимизации.</w:t>
       </w:r>
     </w:p>
     <w:p>
@@ -7905,7 +8226,7 @@
         <w:pStyle w:val="BodyText"/>
       </w:pPr>
       <w:r>
-        <w:t xml:space="preserve">где $E_{\text{баз}}$ - базовое энергопотребление по журналу; $k_{\text{эк}}$ - сценарная доля экономии (например, 0,1); $c_{\text{эл}}$ - тариф на электроэнергию. Такой расчет показывает потенциальную ценность прогнозного управления при явно указанных допущениях, но не подменяет собой экспериментальное подтверждение.</w:t>
+        <w:t xml:space="preserve">где $E_{\text{баз}}$ - базовое энергопотребление по журналу; $k_{\text{эк}}$ - сценарная доля экономии; $c_{\text{эл}}$ - тариф на электроэнергию. Коэффициент $k_{\text{эк}}$ не постулируется единственным числом, а рассматривается как диапазон чувствительности: для консервативной оценки $k_{\text{эк}} = 0{,}05{-}0{,}15$ (предотвращение части избыточных включений нагрева за счет прогнозного упреждения) экономия по нагреву составляет, в зависимости от тарифа и доли, от нескольких сотен до полутора-двух тысяч рублей в месяц. Такой расчет показывает потенциальную ценность прогнозного управления при явно указанных допущениях и их вариации, но не подменяет собой экспериментальное подтверждение, которое требует специально поставленного controlled experiment с измерением фактического потребления ТЭНов.</w:t>
       </w:r>
     </w:p>
     <w:p>
@@ -9377,13 +9698,764 @@
       </w:r>
     </w:p>
     <w:bookmarkEnd w:id="92"/>
-    <w:bookmarkStart w:id="93" w:name="X0d4ec5514c29397e41ddbebf69f622baab0a7d3"/>
+    <w:bookmarkStart w:id="96" w:name="X3a45b74862a624cab687af6d0b251e74b851dea"/>
     <w:p>
       <w:pPr>
         <w:pStyle w:val="Heading2"/>
       </w:pPr>
       <w:r>
-        <w:t xml:space="preserve">3.12. Ограничения опытного внедрения</w:t>
+        <w:t xml:space="preserve">3.12. Численная теплотехническая модель и проверка теплового баланса</w:t>
+      </w:r>
+    </w:p>
+    <w:p>
+      <w:pPr>
+        <w:pStyle w:val="FirstParagraph"/>
+      </w:pPr>
+      <w:r>
+        <w:t xml:space="preserve">Чтобы тепловой баланс (2.1) не оставался декларативным, его параметры численно оценены для опытного бокса, а постоянная времени идентифицирована по фактическим данным. Бокс размещен внутри отапливаемого здания, поэтому имеет два канала теплопотерь: кондукцию через ограждения в окружающее помещение и вентиляционный обмен с наружным воздухом при работе приточных каналов. Геометрия бокса (2 × 4 × 3 м) дает объем воздуха $V = 24$ м³ и площадь ограждений $A \approx 44$ м² (стены 36 м² и перекрытие 8 м²).</w:t>
+      </w:r>
+    </w:p>
+    <w:p>
+      <w:pPr>
+        <w:pStyle w:val="BodyText"/>
+      </w:pPr>
+      <w:r>
+        <w:t xml:space="preserve">Теплоемкость воздушного объема невелика: $C_{\text{возд}} = \rho c_p V \approx 1{,}2 \cdot 1005 \cdot 24 \approx 28{,}9$ кДж/К ($\approx 8{,}0$ Вт·ч/К). При удельной теплопередаче ограждающих перегородок $U \approx 2{,}5$ Вт/(м²·К) (принято для легкой светопрозрачной перегородки, граничащей с отапливаемым помещением) коэффициент теплопередачи составляет $K!F = U A \approx 110$ Вт/К. Лумпированный (сосредоточенный) тепловой баланс бокса как объекта управления записывается в виде (3.7):</w:t>
+      </w:r>
+    </w:p>
+    <w:p>
+      <w:pPr>
+        <w:pStyle w:val="BodyText"/>
+      </w:pPr>
+      <w:r>
+        <w:t xml:space="preserve">\begin{equation}</w:t>
+      </w:r>
+      <w:r>
+        <w:t xml:space="preserve"> </w:t>
+      </w:r>
+      <w:r>
+        <w:t xml:space="preserve">C_{\text{эфф}} \frac{dT}{dt} = \sum Q_{\text{подвод}} - (K!F + G_{\text{вент}})(T - T_{\text{окр}}),</w:t>
+      </w:r>
+      <w:r>
+        <w:t xml:space="preserve"> </w:t>
+      </w:r>
+      <w:r>
+        <w:t xml:space="preserve">\qquad \tau = \frac{C_{\text{эфф}}}{K!F + G_{\text{вент}}},</w:t>
+      </w:r>
+      <w:r>
+        <w:t xml:space="preserve"> </w:t>
+      </w:r>
+      <w:r>
+        <w:t xml:space="preserve">\tag{3.7}</w:t>
+      </w:r>
+      <w:r>
+        <w:t xml:space="preserve"> </w:t>
+      </w:r>
+      <w:r>
+        <w:t xml:space="preserve">\end{equation}</w:t>
+      </w:r>
+    </w:p>
+    <w:p>
+      <w:pPr>
+        <w:pStyle w:val="BodyText"/>
+      </w:pPr>
+      <w:r>
+        <w:t xml:space="preserve">где $C_{\text{эфф}}$ - эффективная теплоемкость бокса с учетом массивных элементов; $\sum Q_{\text{подвод}}$ - суммарный подвод тепла (нагрев, освещение); $G_{\text{вент}}$ - вентиляционный коэффициент потерь; $T_{\text{окр}}$ - температура среды, к которой стремится бокс; $\tau$ - постоянная времени.</w:t>
+      </w:r>
+    </w:p>
+    <w:p>
+      <w:pPr>
+        <w:pStyle w:val="BodyText"/>
+      </w:pPr>
+      <w:r>
+        <w:t xml:space="preserve">Если бы инерционность определялась только воздухом, постоянная времени была бы малой: $\tau_{\text{возд}} = C_{\text{возд}}/K!F \approx 28{,}9{\cdot}10^3 / 110 \approx 260$ с $\approx 4$ мин. Фактические данные дают принципиально иную картину. Ночью (22:00-06:00) реле ни разу не переключались (0 событий из 165) и нагрев не работал, поэтому ночное остывание является чистым релаксационным процессом и описывается первым порядком (3.8):</w:t>
+      </w:r>
+    </w:p>
+    <w:p>
+      <w:pPr>
+        <w:pStyle w:val="BodyText"/>
+      </w:pPr>
+      <w:r>
+        <w:t xml:space="preserve">\begin{equation}</w:t>
+      </w:r>
+      <w:r>
+        <w:t xml:space="preserve"> </w:t>
+      </w:r>
+      <w:r>
+        <w:t xml:space="preserve">T(t) = T_{\text{окр}} + \big(T(0) - T_{\text{окр}}\big), e^{-t/\tau}.</w:t>
+      </w:r>
+      <w:r>
+        <w:t xml:space="preserve"> </w:t>
+      </w:r>
+      <w:r>
+        <w:t xml:space="preserve">\tag{3.8}</w:t>
+      </w:r>
+      <w:r>
+        <w:t xml:space="preserve"> </w:t>
+      </w:r>
+      <w:r>
+        <w:t xml:space="preserve">\end{equation}</w:t>
+      </w:r>
+    </w:p>
+    <w:p>
+      <w:pPr>
+        <w:pStyle w:val="BodyText"/>
+      </w:pPr>
+      <w:r>
+        <w:t xml:space="preserve">По 56 ночам опытного периода медианное падение температуры</w:t>
+      </w:r>
+      <w:r>
+        <w:t xml:space="preserve"> </w:t>
+      </w:r>
+      <w:r>
+        <w:rPr>
+          <w:rStyle w:val="VerbatimChar"/>
+        </w:rPr>
+        <w:t xml:space="preserve">th-1</w:t>
+      </w:r>
+      <w:r>
+        <w:t xml:space="preserve"> </w:t>
+      </w:r>
+      <w:r>
+        <w:t xml:space="preserve">составило около 2,64 °C за 8 ч, то есть всего около 0,33 °C/ч. Экспоненциальная аппроксимация ночных кривых остывания (рисунок 3.12) дает постоянную времени $\tau_{\text{ноч}} \approx 9{-}10$ ч (для показанной ночи 22-23.04.2026 - 9,6 ч при коэффициенте детерминации $R^2 = 0{,}91$). Отсюда по соотношению (3.9) восстанавливается эффективная теплоемкость:</w:t>
+      </w:r>
+    </w:p>
+    <w:p>
+      <w:pPr>
+        <w:pStyle w:val="BodyText"/>
+      </w:pPr>
+      <w:r>
+        <w:t xml:space="preserve">\begin{equation}</w:t>
+      </w:r>
+      <w:r>
+        <w:t xml:space="preserve"> </w:t>
+      </w:r>
+      <w:r>
+        <w:t xml:space="preserve">C_{\text{эфф}} = \tau_{\text{ноч}} \cdot K!F \approx 9{,}6 \cdot 3600 \cdot 110 \approx 3{,}8 \text{ МДж/К}.</w:t>
+      </w:r>
+      <w:r>
+        <w:t xml:space="preserve"> </w:t>
+      </w:r>
+      <w:r>
+        <w:t xml:space="preserve">\tag{3.9}</w:t>
+      </w:r>
+      <w:r>
+        <w:t xml:space="preserve"> </w:t>
+      </w:r>
+      <w:r>
+        <w:t xml:space="preserve">\end{equation}</w:t>
+      </w:r>
+    </w:p>
+    <w:p>
+      <w:pPr>
+        <w:pStyle w:val="BodyText"/>
+      </w:pPr>
+      <w:r>
+        <w:drawing>
+          <wp:inline>
+            <wp:extent cx="5029200" cy="3022600"/>
+            <wp:effectExtent b="0" l="0" r="0" t="0"/>
+            <wp:docPr descr="Рисунок 3.12 – Ночное остывание датчика th-1 и экспоненциальный фит первого порядка (идентификация постоянной времени теплового баланса)" title="" id="94" name="Picture"/>
+            <a:graphic>
+              <a:graphicData uri="http://schemas.openxmlformats.org/drawingml/2006/picture">
+                <pic:pic>
+                  <pic:nvPicPr>
+                    <pic:cNvPr descr="figures/chart_thermal_inertia.pdf" id="95" name="Picture"/>
+                    <pic:cNvPicPr>
+                      <a:picLocks noChangeArrowheads="1" noChangeAspect="1"/>
+                    </pic:cNvPicPr>
+                  </pic:nvPicPr>
+                  <pic:blipFill>
+                    <a:blip r:embed="rId93"/>
+                    <a:stretch>
+                      <a:fillRect/>
+                    </a:stretch>
+                  </pic:blipFill>
+                  <pic:spPr bwMode="auto">
+                    <a:xfrm>
+                      <a:off x="0" y="0"/>
+                      <a:ext cx="5029200" cy="3022600"/>
+                    </a:xfrm>
+                    <a:prstGeom prst="rect">
+                      <a:avLst/>
+                    </a:prstGeom>
+                    <a:noFill/>
+                    <a:ln w="9525">
+                      <a:noFill/>
+                      <a:headEnd/>
+                      <a:tailEnd/>
+                    </a:ln>
+                  </pic:spPr>
+                </pic:pic>
+              </a:graphicData>
+            </a:graphic>
+          </wp:inline>
+        </w:drawing>
+      </w:r>
+    </w:p>
+    <w:p>
+      <w:pPr>
+        <w:pStyle w:val="BodyText"/>
+      </w:pPr>
+      <w:r>
+        <w:t xml:space="preserve">Полученное значение $C_{\text{эфф}} \approx 3{,}8$ МДж/К примерно в 130 раз превышает теплоемкость воздуха и эквивалентно теплоемкости около 0,9 т воды. Это физически согласуется с конструкцией бокса: гидропонные емкости, влажный субстрат и металл стеллажей запасают на два порядка больше тепла, чем воздух. Таким образом, тепловой баланс (2.1) не только записан, но и замкнут численно, а его ключевой параметр - эффективная теплоемкость - подтвержден экспериментальной кривой остывания, а не задан произвольно.</w:t>
+      </w:r>
+    </w:p>
+    <w:p>
+      <w:pPr>
+        <w:pStyle w:val="BodyText"/>
+      </w:pPr>
+      <w:r>
+        <w:t xml:space="preserve">Вентиляционный канал меняет баланс качественно. При паспортном расходе приточного вентилятора $L \approx 1200$ м³/ч кратность воздухообмена составляет $n = L/V \approx 50$ ч⁻¹, а вентиляционный коэффициент потерь - $G_{\text{вент}} = \rho c_p L / 3600 \approx 400$ Вт/К, что в 3-4 раза превышает кондуктивный $K!F$. Поэтому при включении притока воздушная составляющая отклика становится быстрой ($C_{\text{возд}}/G_{\text{вент}} \approx 1$ мин), что прямо объясняет наблюдавшийся в подразделе 3.7 быстрый эффект: после включения приточных каналов температура</w:t>
+      </w:r>
+      <w:r>
+        <w:t xml:space="preserve"> </w:t>
+      </w:r>
+      <w:r>
+        <w:rPr>
+          <w:rStyle w:val="VerbatimChar"/>
+        </w:rPr>
+        <w:t xml:space="preserve">th-1</w:t>
+      </w:r>
+      <w:r>
+        <w:t xml:space="preserve"> </w:t>
+      </w:r>
+      <w:r>
+        <w:t xml:space="preserve">снизилась на 0,51 °C уже за первые 30 минут. Двухмасштабная структура «быстрый воздух - медленная масса» является основным теплотехническим выводом анализа и обосновывает выбор горизонта прогноза 10-30 минут для ML-слоя.</w:t>
+      </w:r>
+    </w:p>
+    <w:p>
+      <w:pPr>
+        <w:pStyle w:val="BodyText"/>
+      </w:pPr>
+      <w:r>
+        <w:t xml:space="preserve">Численная модель позволяет также дать инженерное обоснование установленной мощности нагрева. Потребная тепловая мощность для подогрева приточного воздуха оценивается по (3.10):</w:t>
+      </w:r>
+    </w:p>
+    <w:p>
+      <w:pPr>
+        <w:pStyle w:val="BodyText"/>
+      </w:pPr>
+      <w:r>
+        <w:t xml:space="preserve">\begin{equation}</w:t>
+      </w:r>
+      <w:r>
+        <w:t xml:space="preserve"> </w:t>
+      </w:r>
+      <w:r>
+        <w:t xml:space="preserve">Q_{\text{нагр}} = \frac{\rho c_p L}{3600},(T_{\text{внутр}} - T_{\text{нар}}).</w:t>
+      </w:r>
+      <w:r>
+        <w:t xml:space="preserve"> </w:t>
+      </w:r>
+      <w:r>
+        <w:t xml:space="preserve">\tag{3.10}</w:t>
+      </w:r>
+      <w:r>
+        <w:t xml:space="preserve"> </w:t>
+      </w:r>
+      <w:r>
+        <w:t xml:space="preserve">\end{equation}</w:t>
+      </w:r>
+    </w:p>
+    <w:p>
+      <w:pPr>
+        <w:pStyle w:val="BodyText"/>
+      </w:pPr>
+      <w:r>
+        <w:t xml:space="preserve">При $L = 1200$ м³/ч и зимнем перепаде $T_{\text{внутр}} - T_{\text{нар}} = 30$ °C (например, от −8 до +22 °C) требуется $Q_{\text{нагр}} \approx 0{,}333 \cdot 1{,}2 \cdot 1005 \cdot 30 \approx 12$ кВт. Это с высокой точностью совпадает с установленной мощностью двух канальных ТЭНов (12 кВт) и показывает, что нагрев рассчитан именно на температурную подготовку приточного воздуха в холодный период, а не на компенсацию кондуктивных потерь (которые при граничащем отапливаемом помещении невелики). Отсутствие событий ТЭНов в журнале реле за весенний период наблюдений (28.03-26.05) получает физическое объяснение: при умеренной наружной температуре приточный воздух не требовал догрева, а пассивные потери в отапливаемое здание были малы, поэтому контур нагрева не вызывался. Сводка идентифицированных теплотехнических параметров приведена в таблице 3.8.</w:t>
+      </w:r>
+    </w:p>
+    <w:p>
+      <w:pPr>
+        <w:pStyle w:val="BodyText"/>
+      </w:pPr>
+      <w:r>
+        <w:t xml:space="preserve">Таблица 3.8 – Идентифицированные параметры теплового баланса опытного бокса</w:t>
+      </w:r>
+    </w:p>
+    <w:tbl>
+      <w:tblPr>
+        <w:tblStyle w:val="Table"/>
+        <w:tblW w:type="auto" w:w="0"/>
+        <w:tblLook w:firstRow="1" w:lastRow="0" w:firstColumn="0" w:lastColumn="0" w:noHBand="0" w:noVBand="0" w:val="0020"/>
+      </w:tblPr>
+      <w:tblGrid>
+        <w:gridCol w:w="1980"/>
+        <w:gridCol w:w="1980"/>
+        <w:gridCol w:w="1980"/>
+        <w:gridCol w:w="1980"/>
+      </w:tblGrid>
+      <w:tr>
+        <w:trPr>
+          <w:tblHeader w:val="true"/>
+        </w:trPr>
+        <w:tc>
+          <w:tcPr/>
+          <w:p>
+            <w:pPr>
+              <w:pStyle w:val="Compact"/>
+              <w:jc w:val="left"/>
+            </w:pPr>
+            <w:r>
+              <w:t xml:space="preserve">Параметр</w:t>
+            </w:r>
+          </w:p>
+        </w:tc>
+        <w:tc>
+          <w:tcPr/>
+          <w:p>
+            <w:pPr>
+              <w:pStyle w:val="Compact"/>
+              <w:jc w:val="left"/>
+            </w:pPr>
+            <w:r>
+              <w:t xml:space="preserve">Обозначение</w:t>
+            </w:r>
+          </w:p>
+        </w:tc>
+        <w:tc>
+          <w:tcPr/>
+          <w:p>
+            <w:pPr>
+              <w:pStyle w:val="Compact"/>
+              <w:jc w:val="right"/>
+            </w:pPr>
+            <w:r>
+              <w:t xml:space="preserve">Значение</w:t>
+            </w:r>
+          </w:p>
+        </w:tc>
+        <w:tc>
+          <w:tcPr/>
+          <w:p>
+            <w:pPr>
+              <w:pStyle w:val="Compact"/>
+              <w:jc w:val="left"/>
+            </w:pPr>
+            <w:r>
+              <w:t xml:space="preserve">Источник</w:t>
+            </w:r>
+          </w:p>
+        </w:tc>
+      </w:tr>
+      <w:tr>
+        <w:tc>
+          <w:tcPr/>
+          <w:p>
+            <w:pPr>
+              <w:pStyle w:val="Compact"/>
+              <w:jc w:val="left"/>
+            </w:pPr>
+            <w:r>
+              <w:t xml:space="preserve">Теплоемкость воздуха</w:t>
+            </w:r>
+          </w:p>
+        </w:tc>
+        <w:tc>
+          <w:tcPr/>
+          <w:p>
+            <w:pPr>
+              <w:pStyle w:val="Compact"/>
+              <w:jc w:val="left"/>
+            </w:pPr>
+            <w:r>
+              <w:t xml:space="preserve">$C_{\text{возд}}$</w:t>
+            </w:r>
+          </w:p>
+        </w:tc>
+        <w:tc>
+          <w:tcPr/>
+          <w:p>
+            <w:pPr>
+              <w:pStyle w:val="Compact"/>
+              <w:jc w:val="right"/>
+            </w:pPr>
+            <w:r>
+              <w:t xml:space="preserve">28,9 кДж/К</w:t>
+            </w:r>
+          </w:p>
+        </w:tc>
+        <w:tc>
+          <w:tcPr/>
+          <w:p>
+            <w:pPr>
+              <w:pStyle w:val="Compact"/>
+              <w:jc w:val="left"/>
+            </w:pPr>
+            <w:r>
+              <w:t xml:space="preserve">расчет $\rho c_p V$</w:t>
+            </w:r>
+          </w:p>
+        </w:tc>
+      </w:tr>
+      <w:tr>
+        <w:tc>
+          <w:tcPr/>
+          <w:p>
+            <w:pPr>
+              <w:pStyle w:val="Compact"/>
+              <w:jc w:val="left"/>
+            </w:pPr>
+            <w:r>
+              <w:t xml:space="preserve">Коэффициент теплопередачи ограждений</w:t>
+            </w:r>
+          </w:p>
+        </w:tc>
+        <w:tc>
+          <w:tcPr/>
+          <w:p>
+            <w:pPr>
+              <w:pStyle w:val="Compact"/>
+              <w:jc w:val="left"/>
+            </w:pPr>
+            <w:r>
+              <w:t xml:space="preserve">$K!F$</w:t>
+            </w:r>
+          </w:p>
+        </w:tc>
+        <w:tc>
+          <w:tcPr/>
+          <w:p>
+            <w:pPr>
+              <w:pStyle w:val="Compact"/>
+              <w:jc w:val="right"/>
+            </w:pPr>
+            <w:r>
+              <w:t xml:space="preserve">≈ 110 Вт/К</w:t>
+            </w:r>
+          </w:p>
+        </w:tc>
+        <w:tc>
+          <w:tcPr/>
+          <w:p>
+            <w:pPr>
+              <w:pStyle w:val="Compact"/>
+              <w:jc w:val="left"/>
+            </w:pPr>
+            <w:r>
+              <w:t xml:space="preserve">расчет $U A$, $U=2{,}5$</w:t>
+            </w:r>
+          </w:p>
+        </w:tc>
+      </w:tr>
+      <w:tr>
+        <w:tc>
+          <w:tcPr/>
+          <w:p>
+            <w:pPr>
+              <w:pStyle w:val="Compact"/>
+              <w:jc w:val="left"/>
+            </w:pPr>
+            <w:r>
+              <w:t xml:space="preserve">Вентиляционный коэффициент потерь</w:t>
+            </w:r>
+          </w:p>
+        </w:tc>
+        <w:tc>
+          <w:tcPr/>
+          <w:p>
+            <w:pPr>
+              <w:pStyle w:val="Compact"/>
+              <w:jc w:val="left"/>
+            </w:pPr>
+            <w:r>
+              <w:t xml:space="preserve">$G_{\text{вент}}$</w:t>
+            </w:r>
+          </w:p>
+        </w:tc>
+        <w:tc>
+          <w:tcPr/>
+          <w:p>
+            <w:pPr>
+              <w:pStyle w:val="Compact"/>
+              <w:jc w:val="right"/>
+            </w:pPr>
+            <w:r>
+              <w:t xml:space="preserve">≈ 400 Вт/К</w:t>
+            </w:r>
+          </w:p>
+        </w:tc>
+        <w:tc>
+          <w:tcPr/>
+          <w:p>
+            <w:pPr>
+              <w:pStyle w:val="Compact"/>
+              <w:jc w:val="left"/>
+            </w:pPr>
+            <w:r>
+              <w:t xml:space="preserve">расчет по $L=1200$ м³/ч</w:t>
+            </w:r>
+          </w:p>
+        </w:tc>
+      </w:tr>
+      <w:tr>
+        <w:tc>
+          <w:tcPr/>
+          <w:p>
+            <w:pPr>
+              <w:pStyle w:val="Compact"/>
+              <w:jc w:val="left"/>
+            </w:pPr>
+            <w:r>
+              <w:t xml:space="preserve">Кратность воздухообмена</w:t>
+            </w:r>
+          </w:p>
+        </w:tc>
+        <w:tc>
+          <w:tcPr/>
+          <w:p>
+            <w:pPr>
+              <w:pStyle w:val="Compact"/>
+              <w:jc w:val="left"/>
+            </w:pPr>
+            <w:r>
+              <w:t xml:space="preserve">$n$</w:t>
+            </w:r>
+          </w:p>
+        </w:tc>
+        <w:tc>
+          <w:tcPr/>
+          <w:p>
+            <w:pPr>
+              <w:pStyle w:val="Compact"/>
+              <w:jc w:val="right"/>
+            </w:pPr>
+            <w:r>
+              <w:t xml:space="preserve">≈ 50 ч⁻¹</w:t>
+            </w:r>
+          </w:p>
+        </w:tc>
+        <w:tc>
+          <w:tcPr/>
+          <w:p>
+            <w:pPr>
+              <w:pStyle w:val="Compact"/>
+              <w:jc w:val="left"/>
+            </w:pPr>
+            <w:r>
+              <w:t xml:space="preserve">$L/V$</w:t>
+            </w:r>
+          </w:p>
+        </w:tc>
+      </w:tr>
+      <w:tr>
+        <w:tc>
+          <w:tcPr/>
+          <w:p>
+            <w:pPr>
+              <w:pStyle w:val="Compact"/>
+              <w:jc w:val="left"/>
+            </w:pPr>
+            <w:r>
+              <w:t xml:space="preserve">Постоянная времени по воздуху</w:t>
+            </w:r>
+          </w:p>
+        </w:tc>
+        <w:tc>
+          <w:tcPr/>
+          <w:p>
+            <w:pPr>
+              <w:pStyle w:val="Compact"/>
+              <w:jc w:val="left"/>
+            </w:pPr>
+            <w:r>
+              <w:t xml:space="preserve">$\tau_{\text{возд}}$</w:t>
+            </w:r>
+          </w:p>
+        </w:tc>
+        <w:tc>
+          <w:tcPr/>
+          <w:p>
+            <w:pPr>
+              <w:pStyle w:val="Compact"/>
+              <w:jc w:val="right"/>
+            </w:pPr>
+            <w:r>
+              <w:t xml:space="preserve">≈ 4 мин</w:t>
+            </w:r>
+          </w:p>
+        </w:tc>
+        <w:tc>
+          <w:tcPr/>
+          <w:p>
+            <w:pPr>
+              <w:pStyle w:val="Compact"/>
+              <w:jc w:val="left"/>
+            </w:pPr>
+            <w:r>
+              <w:t xml:space="preserve">$C_{\text{возд}}/K!F$</w:t>
+            </w:r>
+          </w:p>
+        </w:tc>
+      </w:tr>
+      <w:tr>
+        <w:tc>
+          <w:tcPr/>
+          <w:p>
+            <w:pPr>
+              <w:pStyle w:val="Compact"/>
+              <w:jc w:val="left"/>
+            </w:pPr>
+            <w:r>
+              <w:t xml:space="preserve">Постоянная времени бокса (ночь)</w:t>
+            </w:r>
+          </w:p>
+        </w:tc>
+        <w:tc>
+          <w:tcPr/>
+          <w:p>
+            <w:pPr>
+              <w:pStyle w:val="Compact"/>
+              <w:jc w:val="left"/>
+            </w:pPr>
+            <w:r>
+              <w:t xml:space="preserve">$\tau_{\text{ноч}}$</w:t>
+            </w:r>
+          </w:p>
+        </w:tc>
+        <w:tc>
+          <w:tcPr/>
+          <w:p>
+            <w:pPr>
+              <w:pStyle w:val="Compact"/>
+              <w:jc w:val="right"/>
+            </w:pPr>
+            <w:r>
+              <w:t xml:space="preserve">≈ 9-10 ч</w:t>
+            </w:r>
+          </w:p>
+        </w:tc>
+        <w:tc>
+          <w:tcPr/>
+          <w:p>
+            <w:pPr>
+              <w:pStyle w:val="Compact"/>
+              <w:jc w:val="left"/>
+            </w:pPr>
+            <w:r>
+              <w:t xml:space="preserve">фит кривой остывания, 56 ночей</w:t>
+            </w:r>
+          </w:p>
+        </w:tc>
+      </w:tr>
+      <w:tr>
+        <w:tc>
+          <w:tcPr/>
+          <w:p>
+            <w:pPr>
+              <w:pStyle w:val="Compact"/>
+              <w:jc w:val="left"/>
+            </w:pPr>
+            <w:r>
+              <w:t xml:space="preserve">Эффективная теплоемкость</w:t>
+            </w:r>
+          </w:p>
+        </w:tc>
+        <w:tc>
+          <w:tcPr/>
+          <w:p>
+            <w:pPr>
+              <w:pStyle w:val="Compact"/>
+              <w:jc w:val="left"/>
+            </w:pPr>
+            <w:r>
+              <w:t xml:space="preserve">$C_{\text{эфф}}$</w:t>
+            </w:r>
+          </w:p>
+        </w:tc>
+        <w:tc>
+          <w:tcPr/>
+          <w:p>
+            <w:pPr>
+              <w:pStyle w:val="Compact"/>
+              <w:jc w:val="right"/>
+            </w:pPr>
+            <w:r>
+              <w:t xml:space="preserve">≈ 3,8 МДж/К</w:t>
+            </w:r>
+          </w:p>
+        </w:tc>
+        <w:tc>
+          <w:tcPr/>
+          <w:p>
+            <w:pPr>
+              <w:pStyle w:val="Compact"/>
+              <w:jc w:val="left"/>
+            </w:pPr>
+            <w:r>
+              <w:t xml:space="preserve">$\tau_{\text{ноч}} K!F$</w:t>
+            </w:r>
+          </w:p>
+        </w:tc>
+      </w:tr>
+      <w:tr>
+        <w:tc>
+          <w:tcPr/>
+          <w:p>
+            <w:pPr>
+              <w:pStyle w:val="Compact"/>
+              <w:jc w:val="left"/>
+            </w:pPr>
+            <w:r>
+              <w:t xml:space="preserve">Потребная мощность подогрева притока</w:t>
+            </w:r>
+          </w:p>
+        </w:tc>
+        <w:tc>
+          <w:tcPr/>
+          <w:p>
+            <w:pPr>
+              <w:pStyle w:val="Compact"/>
+              <w:jc w:val="left"/>
+            </w:pPr>
+            <w:r>
+              <w:t xml:space="preserve">$Q_{\text{нагр}}$</w:t>
+            </w:r>
+          </w:p>
+        </w:tc>
+        <w:tc>
+          <w:tcPr/>
+          <w:p>
+            <w:pPr>
+              <w:pStyle w:val="Compact"/>
+              <w:jc w:val="right"/>
+            </w:pPr>
+            <w:r>
+              <w:t xml:space="preserve">≈ 12 кВт</w:t>
+            </w:r>
+          </w:p>
+        </w:tc>
+        <w:tc>
+          <w:tcPr/>
+          <w:p>
+            <w:pPr>
+              <w:pStyle w:val="Compact"/>
+              <w:jc w:val="left"/>
+            </w:pPr>
+            <w:r>
+              <w:t xml:space="preserve">(3.10), ΔT=30 °C</w:t>
+            </w:r>
+          </w:p>
+        </w:tc>
+      </w:tr>
+    </w:tbl>
+    <w:p>
+      <w:pPr>
+        <w:pStyle w:val="BodyText"/>
+      </w:pPr>
+      <w:r>
+        <w:t xml:space="preserve">Численный теплотехнический анализ переводит профильную часть работы из символической записи балансов в идентифицированную по данным RC-модель объекта: эффективная теплоемкость, коэффициенты потерь и постоянные времени получены из фактической истории и согласованы между собой и с паспортной мощностью оборудования.</w:t>
+      </w:r>
+    </w:p>
+    <w:bookmarkEnd w:id="96"/>
+    <w:bookmarkStart w:id="97" w:name="X53ca1ab28b79053f34fc2c18c369b3e415b7634"/>
+    <w:p>
+      <w:pPr>
+        <w:pStyle w:val="Heading2"/>
+      </w:pPr>
+      <w:r>
+        <w:t xml:space="preserve">3.13. Ограничения опытного внедрения</w:t>
       </w:r>
     </w:p>
     <w:p>
@@ -9478,7 +10550,19 @@
         <w:pStyle w:val="Compact"/>
       </w:pPr>
       <w:r>
-        <w:t xml:space="preserve">мощности отдельных исполнительных устройств требуют уточнения для финального экономического расчета.</w:t>
+        <w:t xml:space="preserve">фактическое потребление нагревателей не измерялось напрямую: тепловой баланс и потребная мощность нагрева оценены расчетно (подраздел 3.12), но для итогового энергоаудита требуется прямой учет энергии ТЭНов;</w:t>
+      </w:r>
+    </w:p>
+    <w:p>
+      <w:pPr>
+        <w:numPr>
+          <w:ilvl w:val="0"/>
+          <w:numId w:val="1012"/>
+        </w:numPr>
+        <w:pStyle w:val="Compact"/>
+      </w:pPr>
+      <w:r>
+        <w:t xml:space="preserve">удельная теплопередача ограждений $U$ принята оценочно для условий бокса внутри отапливаемого здания; уточнение $U$ инструментальным методом изменит абсолютные значения коэффициентов потерь, но не двухмасштабную структуру объекта.</w:t>
       </w:r>
     </w:p>
     <w:p>
@@ -9489,14 +10573,14 @@
         <w:t xml:space="preserve">Эти ограничения не отменяют результата ВКР. Напротив, они показывают, какие требования должна закрывать следующая итерация платформы: добавить наружный климат, фиксировать зоны и партии растений, уточнить паспортные мощности оборудования, синхронизировать ручные измерения по времени и заранее планировать controlled experiment.</w:t>
       </w:r>
     </w:p>
-    <w:bookmarkEnd w:id="93"/>
-    <w:bookmarkStart w:id="94" w:name="Xafbd119596ac3467e95f559994d58451e855cfa"/>
+    <w:bookmarkEnd w:id="97"/>
+    <w:bookmarkStart w:id="98" w:name="X5202febd347614c9ce741187901b89ba333a04e"/>
     <w:p>
       <w:pPr>
         <w:pStyle w:val="Heading2"/>
       </w:pPr>
       <w:r>
-        <w:t xml:space="preserve">3.13. Практические рекомендации по результатам анализа</w:t>
+        <w:t xml:space="preserve">3.14. Практические рекомендации по результатам анализа</w:t>
       </w:r>
     </w:p>
     <w:p>
@@ -9573,14 +10657,14 @@
         <w:t xml:space="preserve">Развитие данных и ML. Для перехода от наблюдательного анализа к прогнозному управлению необходимо подключить наружный климат и освещенность, синхронизировать агробиологические измерения по времени и зоне и затем провести controlled experiment с заранее заданными режимами.</w:t>
       </w:r>
     </w:p>
-    <w:bookmarkEnd w:id="94"/>
-    <w:bookmarkStart w:id="95" w:name="X5f7d8633e2aeada61cce10f60c74edb4188e7af"/>
+    <w:bookmarkEnd w:id="98"/>
+    <w:bookmarkStart w:id="99" w:name="X89085dbe6e0efad0b881d924739b56acfe5a48b"/>
     <w:p>
       <w:pPr>
         <w:pStyle w:val="Heading2"/>
       </w:pPr>
       <w:r>
-        <w:t xml:space="preserve">3.14. Выводы по главе</w:t>
+        <w:t xml:space="preserve">3.15. Выводы по главе</w:t>
       </w:r>
     </w:p>
     <w:p>
@@ -9596,12 +10680,12 @@
         <w:pStyle w:val="BodyText"/>
       </w:pPr>
       <w:r>
-        <w:t xml:space="preserve">Анализ показал, что платформа не только отображает текущие значения, но и формирует исследовательский датасет. В нем можно анализировать суточную динамику, расхождение датчиков, качество данных, активность реле, естественные эксперименты включения оборудования и связь с агробиологическими данными по салату. Основной результат практической части состоит в создании измеряемого и управляемого объекта, пригодного для дальнейшего ML-прогнозирования и расчетной оценки потенциального экономического эффекта.</w:t>
-      </w:r>
-    </w:p>
-    <w:bookmarkEnd w:id="95"/>
-    <w:bookmarkEnd w:id="96"/>
-    <w:bookmarkStart w:id="97" w:name="заключение"/>
+        <w:t xml:space="preserve">Анализ показал, что платформа не только отображает текущие значения, но и формирует исследовательский датасет. В нем можно анализировать суточную динамику, расхождение датчиков, качество данных, активность реле, естественные эксперименты включения оборудования и связь с агробиологическими данными по салату. Отдельным профильным результатом стала численная теплотехническая модель бокса: по фактическим кривым ночного остывания идентифицированы постоянная времени ($\tau \approx 9{-}10$ ч) и эффективная теплоемкость ($C_{\text{эфф}} \approx 3{,}8$ МДж/К), рассчитаны коэффициенты кондуктивных и вентиляционных потерь, а установленная мощность нагрева 12 кВт получила инженерное обоснование как мощность подогрева приточного воздуха. Тем самым тепловой баланс замкнут численно и проверен по экспериментальным данным. Основной результат практической части состоит в создании измеряемого и управляемого объекта, пригодного для теплотехнического расчета, дальнейшего ML-прогнозирования и расчетной оценки потенциального экономического эффекта.</w:t>
+      </w:r>
+    </w:p>
+    <w:bookmarkEnd w:id="99"/>
+    <w:bookmarkEnd w:id="100"/>
+    <w:bookmarkStart w:id="101" w:name="заключение"/>
     <w:p>
       <w:pPr>
         <w:pStyle w:val="Heading1"/>
@@ -9685,7 +10769,7 @@
         <w:t xml:space="preserve"> </w:t>
       </w:r>
       <w:r>
-        <w:t xml:space="preserve">является переменным пространственным градиентом (от 0,1 до 4,9 °C по суткам), а не фиксированной погрешностью. Выявлен хронически высокий дефицит давления водяного пара (VPD около 2,3-2,7 кПа против оптимальных 0,8-1,2 кПа), что указывает на недостаточную производительность увлажнения. Зафиксировано, что автоматика работает только в дневные часы (ни одного ночного переключения реле). По агробиологическим данным обнаружена нелинейная зависимость урожая салата от световой дозы с насыщением уже при DLI порядка 6 моль/(м²·сут): наибольшая энергоэффективность достигается при умеренном варианте освещения (около 0,9 г товарной массы на ватт против 0,2 г/Вт при максимальной мощности), при этом сильный свет снижает содержание нитратов и долю товарной массы. Эти результаты дают практические рекомендации по режимам микроклимата и освещения и формируют гипотезы для последующего controlled experiment.</w:t>
+        <w:t xml:space="preserve">является переменным пространственным градиентом (от 0,1 до 4,9 °C по суткам), а не фиксированной погрешностью. Выявлен хронически высокий дефицит давления водяного пара (VPD около 2,3-2,7 кПа против оптимальных 0,8-1,2 кПа), для устранения которого рассчитана требуемая влагопроизводительность увлажнения (около 2-12 л/ч в зависимости от расхода притока). Построена и идентифицирована по фактическим данным численная теплотехническая модель бокса: по кривым ночного остывания определены постоянная времени ($\tau \approx 9{-}10$ ч) и эффективная теплоемкость ($C_{\text{эфф}} \approx 3{,}8$ МДж/К), рассчитаны коэффициенты кондуктивных ($K!F \approx 110$ Вт/К) и вентиляционных ($G_{\text{вент}} \approx 400$ Вт/К) потерь и кратность воздухообмена ($n \approx 50$ ч⁻¹), а установленная мощность нагрева 12 кВт обоснована как мощность подогрева приточного воздуха при зимнем перепаде температур; тем самым тепловой баланс замкнут численно и проверен по эксперименту. Зафиксировано, что автоматика работает только в дневные часы (ни одного ночного переключения реле). По агробиологическим данным обнаружена нелинейная зависимость урожая салата от световой дозы с насыщением уже при DLI порядка 6 моль/(м²·сут): наибольшая энергоэффективность достигается при умеренном варианте освещения (около 0,9 г товарной массы на ватт против 0,2 г/Вт при максимальной мощности), при этом сильный свет снижает содержание нитратов и долю товарной массы. Эти результаты дают практические рекомендации по режимам микроклимата и освещения и формируют гипотезы для последующего controlled experiment.</w:t>
       </w:r>
     </w:p>
     <w:p>
@@ -9840,8 +10924,8 @@
         <w:t xml:space="preserve">Таким образом, выполненная работа создает основу для перехода от ручного и правилового управления к data-driven подходу, при котором решения по микроклимату теплицы опираются на историю наблюдений, анализ естественных экспериментов, прогноз реакции среды и расчетную оценку энергоэффективности. Это и есть путь к заявленной в теме цели - повышению эффективности выращивания растений: за счет поддержания тепловлажностного режима в благоприятных границах (контроль VPD и температуры), выбора энергоэффективных световых режимов и прогнозной оптимизации наиболее энергоемкого процесса нагрева.</w:t>
       </w:r>
     </w:p>
-    <w:bookmarkEnd w:id="97"/>
-    <w:bookmarkStart w:id="108" w:name="список-литературы"/>
+    <w:bookmarkEnd w:id="101"/>
+    <w:bookmarkStart w:id="112" w:name="список-литературы"/>
     <w:p>
       <w:pPr>
         <w:pStyle w:val="Heading1"/>
@@ -9896,7 +10980,7 @@
       <w:r>
         <w:t xml:space="preserve"> </w:t>
       </w:r>
-      <w:hyperlink r:id="rId98">
+      <w:hyperlink r:id="rId102">
         <w:r>
           <w:rPr>
             <w:rStyle w:val="Hyperlink"/>
@@ -9925,7 +11009,7 @@
       <w:r>
         <w:t xml:space="preserve"> </w:t>
       </w:r>
-      <w:hyperlink r:id="rId99">
+      <w:hyperlink r:id="rId103">
         <w:r>
           <w:rPr>
             <w:rStyle w:val="Hyperlink"/>
@@ -9954,7 +11038,7 @@
       <w:r>
         <w:t xml:space="preserve"> </w:t>
       </w:r>
-      <w:hyperlink r:id="rId100">
+      <w:hyperlink r:id="rId104">
         <w:r>
           <w:rPr>
             <w:rStyle w:val="Hyperlink"/>
@@ -9995,7 +11079,7 @@
       <w:r>
         <w:t xml:space="preserve"> </w:t>
       </w:r>
-      <w:hyperlink r:id="rId101">
+      <w:hyperlink r:id="rId105">
         <w:r>
           <w:rPr>
             <w:rStyle w:val="Hyperlink"/>
@@ -10024,7 +11108,7 @@
       <w:r>
         <w:t xml:space="preserve"> </w:t>
       </w:r>
-      <w:hyperlink r:id="rId102">
+      <w:hyperlink r:id="rId106">
         <w:r>
           <w:rPr>
             <w:rStyle w:val="Hyperlink"/>
@@ -10053,7 +11137,7 @@
       <w:r>
         <w:t xml:space="preserve"> </w:t>
       </w:r>
-      <w:hyperlink r:id="rId103">
+      <w:hyperlink r:id="rId107">
         <w:r>
           <w:rPr>
             <w:rStyle w:val="Hyperlink"/>
@@ -10142,7 +11226,7 @@
       <w:r>
         <w:t xml:space="preserve"> </w:t>
       </w:r>
-      <w:hyperlink r:id="rId104">
+      <w:hyperlink r:id="rId108">
         <w:r>
           <w:rPr>
             <w:rStyle w:val="Hyperlink"/>
@@ -10195,7 +11279,7 @@
       <w:r>
         <w:t xml:space="preserve"> </w:t>
       </w:r>
-      <w:hyperlink r:id="rId105">
+      <w:hyperlink r:id="rId109">
         <w:r>
           <w:rPr>
             <w:rStyle w:val="Hyperlink"/>
@@ -10224,7 +11308,7 @@
       <w:r>
         <w:t xml:space="preserve"> </w:t>
       </w:r>
-      <w:hyperlink r:id="rId106">
+      <w:hyperlink r:id="rId110">
         <w:r>
           <w:rPr>
             <w:rStyle w:val="Hyperlink"/>
@@ -10253,7 +11337,7 @@
       <w:r>
         <w:t xml:space="preserve"> </w:t>
       </w:r>
-      <w:hyperlink r:id="rId107">
+      <w:hyperlink r:id="rId111">
         <w:r>
           <w:rPr>
             <w:rStyle w:val="Hyperlink"/>
@@ -10412,7 +11496,7 @@
         <w:t xml:space="preserve">Самарин Г. Н., Попов А. Н., Плотников С. В., Ружьев В. А. Методика построения имитационной модели оптимального управления параметрами микроклимата сельскохозяйственного объекта // Аграрный научный журнал. – 2025. – № 1. – С. 126-135. – DOI: 10.28983/asj.y2025i1pp126-135.</w:t>
       </w:r>
     </w:p>
-    <w:bookmarkEnd w:id="108"/>
+    <w:bookmarkEnd w:id="112"/>
     <w:sectPr/>
   </w:body>
 </w:document>
